--- a/_pages/includes/Resume-EN.docx
+++ b/_pages/includes/Resume-EN.docx
@@ -281,7 +281,7 @@
                               <w:ind w:firstLineChars="0"/>
                               <w:jc w:val="left"/>
                               <w:rPr>
-                                <w:rFonts w:ascii="黑体" w:eastAsia="黑体" w:hAnsi="黑体" w:cs="Times New Roman" w:hint="eastAsia"/>
+                                <w:rFonts w:ascii="黑体" w:eastAsia="黑体" w:hAnsi="黑体" w:cs="Times New Roman"/>
                                 <w:szCs w:val="21"/>
                               </w:rPr>
                             </w:pPr>
@@ -457,7 +457,7 @@
                         <w:ind w:firstLineChars="0"/>
                         <w:jc w:val="left"/>
                         <w:rPr>
-                          <w:rFonts w:ascii="黑体" w:eastAsia="黑体" w:hAnsi="黑体" w:cs="Times New Roman" w:hint="eastAsia"/>
+                          <w:rFonts w:ascii="黑体" w:eastAsia="黑体" w:hAnsi="黑体" w:cs="Times New Roman"/>
                           <w:szCs w:val="21"/>
                         </w:rPr>
                       </w:pPr>
@@ -1868,7 +1868,7 @@
                               <w:ind w:firstLineChars="0"/>
                               <w:jc w:val="left"/>
                               <w:rPr>
-                                <w:rFonts w:ascii="黑体" w:eastAsia="黑体" w:hAnsi="黑体" w:cs="Times New Roman" w:hint="eastAsia"/>
+                                <w:rFonts w:ascii="黑体" w:eastAsia="黑体" w:hAnsi="黑体" w:cs="Times New Roman"/>
                                 <w:szCs w:val="21"/>
                               </w:rPr>
                             </w:pPr>
@@ -1970,7 +1970,7 @@
                         <w:ind w:firstLineChars="0"/>
                         <w:jc w:val="left"/>
                         <w:rPr>
-                          <w:rFonts w:ascii="黑体" w:eastAsia="黑体" w:hAnsi="黑体" w:cs="Times New Roman" w:hint="eastAsia"/>
+                          <w:rFonts w:ascii="黑体" w:eastAsia="黑体" w:hAnsi="黑体" w:cs="Times New Roman"/>
                           <w:szCs w:val="21"/>
                         </w:rPr>
                       </w:pPr>
@@ -2131,7 +2131,7 @@
                               <w:snapToGrid w:val="0"/>
                               <w:jc w:val="left"/>
                               <w:rPr>
-                                <w:rFonts w:ascii="Times New Roman" w:eastAsia="微软雅黑" w:hAnsi="Times New Roman" w:cs="Times New Roman" w:hint="eastAsia"/>
+                                <w:rFonts w:ascii="Times New Roman" w:eastAsia="微软雅黑" w:hAnsi="Times New Roman" w:cs="Times New Roman"/>
                                 <w:b/>
                                 <w:bCs/>
                                 <w:sz w:val="24"/>
@@ -2177,7 +2177,7 @@
                         <w:snapToGrid w:val="0"/>
                         <w:jc w:val="left"/>
                         <w:rPr>
-                          <w:rFonts w:ascii="Times New Roman" w:eastAsia="微软雅黑" w:hAnsi="Times New Roman" w:cs="Times New Roman" w:hint="eastAsia"/>
+                          <w:rFonts w:ascii="Times New Roman" w:eastAsia="微软雅黑" w:hAnsi="Times New Roman" w:cs="Times New Roman"/>
                           <w:b/>
                           <w:bCs/>
                           <w:sz w:val="24"/>
@@ -6470,7 +6470,14 @@
                                 <w:rFonts w:ascii="Times New Roman" w:eastAsia="微软雅黑" w:hAnsi="Times New Roman" w:cs="Times New Roman" w:hint="eastAsia"/>
                                 <w:sz w:val="22"/>
                               </w:rPr>
-                              <w:t>3.72</w:t>
+                              <w:t>3.7</w:t>
+                            </w:r>
+                            <w:r>
+                              <w:rPr>
+                                <w:rFonts w:ascii="Times New Roman" w:eastAsia="微软雅黑" w:hAnsi="Times New Roman" w:cs="Times New Roman" w:hint="eastAsia"/>
+                                <w:sz w:val="22"/>
+                              </w:rPr>
+                              <w:t>6</w:t>
                             </w:r>
                             <w:r>
                               <w:rPr>
@@ -7148,7 +7155,14 @@
                           <w:rFonts w:ascii="Times New Roman" w:eastAsia="微软雅黑" w:hAnsi="Times New Roman" w:cs="Times New Roman" w:hint="eastAsia"/>
                           <w:sz w:val="22"/>
                         </w:rPr>
-                        <w:t>3.72</w:t>
+                        <w:t>3.7</w:t>
+                      </w:r>
+                      <w:r>
+                        <w:rPr>
+                          <w:rFonts w:ascii="Times New Roman" w:eastAsia="微软雅黑" w:hAnsi="Times New Roman" w:cs="Times New Roman" w:hint="eastAsia"/>
+                          <w:sz w:val="22"/>
+                        </w:rPr>
+                        <w:t>6</w:t>
                       </w:r>
                       <w:r>
                         <w:rPr>
@@ -7363,7 +7377,7 @@
                               <w:spacing w:line="276" w:lineRule="auto"/>
                               <w:ind w:firstLine="420"/>
                               <w:rPr>
-                                <w:rFonts w:ascii="Times New Roman" w:eastAsia="微软雅黑" w:hAnsi="Times New Roman" w:cs="Times New Roman" w:hint="eastAsia"/>
+                                <w:rFonts w:ascii="Times New Roman" w:eastAsia="微软雅黑" w:hAnsi="Times New Roman" w:cs="Times New Roman"/>
                                 <w:sz w:val="22"/>
                               </w:rPr>
                             </w:pPr>
@@ -7470,7 +7484,7 @@
                         <w:spacing w:line="276" w:lineRule="auto"/>
                         <w:ind w:firstLine="420"/>
                         <w:rPr>
-                          <w:rFonts w:ascii="Times New Roman" w:eastAsia="微软雅黑" w:hAnsi="Times New Roman" w:cs="Times New Roman" w:hint="eastAsia"/>
+                          <w:rFonts w:ascii="Times New Roman" w:eastAsia="微软雅黑" w:hAnsi="Times New Roman" w:cs="Times New Roman"/>
                           <w:sz w:val="22"/>
                         </w:rPr>
                       </w:pPr>
